--- a/downloads/documents/05 Materials/Unit 01/Slides/Slides 01.01 - Hunt the Hazard.docx
+++ b/downloads/documents/05 Materials/Unit 01/Slides/Slides 01.01 - Hunt the Hazard.docx
@@ -127,7 +127,7 @@
         <w:t xml:space="preserve"> </w:t>
       </w:r>
       <w:r>
-        <w:t xml:space="preserve">Notes: Cold call four students. Write their hazards in a column on the board. Then say the hook: twelve things in this room right now, eight minutes to find them.</w:t>
+        <w:t xml:space="preserve">Notes: Cold call four students. Write their hazards in a column on the board. Then say the hook: twelve things in this room right now, nine minutes to find them.</w:t>
       </w:r>
     </w:p>
     <w:p>
@@ -381,13 +381,13 @@
         <w:pStyle w:val="FirstParagraph"/>
       </w:pPr>
       <w:r>
-        <w:t xml:space="preserve">Image: a sink full of soapy water; the tip of a pair of kitchen shears just visible under the suds.</w:t>
+        <w:t xml:space="preserve">Image: a sink full of soapy water; the tip of a pair of kitchen shears just visible under the suds; a backpack on the floor in the walkway beside the sink.</w:t>
       </w:r>
       <w:r>
         <w:t xml:space="preserve"> </w:t>
       </w:r>
       <w:r>
-        <w:t xml:space="preserve">Notes: Cuts. Ask in the debrief: if you could not see it, how would you know it was there? Answer: you would not, which is why sharp tools never go in the sink.</w:t>
+        <w:t xml:space="preserve">Notes: Cuts (shears) and falls (backpack). Ask in the debrief: if you could not see it, how would you know it was there? Answer: you would not, which is why sharp tools never go in the sink.</w:t>
       </w:r>
     </w:p>
     <w:p>
@@ -405,13 +405,13 @@
         <w:pStyle w:val="FirstParagraph"/>
       </w:pPr>
       <w:r>
-        <w:t xml:space="preserve">Image: a cutting board with a labeled package of raw chicken (a prop) touching a loaf of sliced bread.</w:t>
+        <w:t xml:space="preserve">Image: a cutting board with a labeled package of raw chicken (a prop) touching a loaf of sliced bread; a damp dish towel that wiped the board lying on the counter next to it.</w:t>
       </w:r>
       <w:r>
         <w:t xml:space="preserve"> </w:t>
       </w:r>
       <w:r>
-        <w:t xml:space="preserve">Notes: Food contamination. This slide introduces the words cross contamination, taught in Lesson 1.2.</w:t>
+        <w:t xml:space="preserve">Notes: Food contamination, twice: the chicken touching the bread and the towel that wiped the board. This slide introduces the words cross contamination, taught in Lesson 1.2.</w:t>
       </w:r>
     </w:p>
     <w:p>
